--- a/submissions/luis-roquette/solution/001-churn/deliverables/delivery-brief.docx
+++ b/submissions/luis-roquette/solution/001-churn/deliverables/delivery-brief.docx
@@ -1553,7 +1553,7 @@
                 <w:color w:val="000000"/>
                 <w:sz w:val="15"/>
               </w:rPr>
-              <w:t>Usar um JSON canônico, checksums, reprodução e 42 testes.</w:t>
+              <w:t>Usar um JSON canônico, checksums, reprodução e 86 testes.</w:t>
             </w:r>
           </w:p>
         </w:tc>
